--- a/docx/en/BUFRCREX_TableB_en_12.docx
+++ b/docx/en/BUFRCREX_TableB_en_12.docx
@@ -239,7 +239,7 @@
                 <w:b w:val="0"/>
                 <w:sz w:val="16"/>
               </w:rPr>
-              <w:t>012001</w:t>
+              <w:t>0 12 001</w:t>
             </w:r>
           </w:p>
         </w:tc>
@@ -403,7 +403,7 @@
                 <w:b w:val="0"/>
                 <w:sz w:val="16"/>
               </w:rPr>
-              <w:t>012002</w:t>
+              <w:t>0 12 002</w:t>
             </w:r>
           </w:p>
         </w:tc>
@@ -567,7 +567,7 @@
                 <w:b w:val="0"/>
                 <w:sz w:val="16"/>
               </w:rPr>
-              <w:t>012003</w:t>
+              <w:t>0 12 003</w:t>
             </w:r>
           </w:p>
         </w:tc>
@@ -731,7 +731,7 @@
                 <w:b w:val="0"/>
                 <w:sz w:val="16"/>
               </w:rPr>
-              <w:t>012004</w:t>
+              <w:t>0 12 004</w:t>
             </w:r>
           </w:p>
         </w:tc>
@@ -895,7 +895,7 @@
                 <w:b w:val="0"/>
                 <w:sz w:val="16"/>
               </w:rPr>
-              <w:t>012005</w:t>
+              <w:t>0 12 005</w:t>
             </w:r>
           </w:p>
         </w:tc>
@@ -1059,7 +1059,7 @@
                 <w:b w:val="0"/>
                 <w:sz w:val="16"/>
               </w:rPr>
-              <w:t>012006</w:t>
+              <w:t>0 12 006</w:t>
             </w:r>
           </w:p>
         </w:tc>
@@ -1223,7 +1223,7 @@
                 <w:b w:val="0"/>
                 <w:sz w:val="16"/>
               </w:rPr>
-              <w:t>012007</w:t>
+              <w:t>0 12 007</w:t>
             </w:r>
           </w:p>
         </w:tc>
@@ -1387,7 +1387,7 @@
                 <w:b w:val="0"/>
                 <w:sz w:val="16"/>
               </w:rPr>
-              <w:t>012008</w:t>
+              <w:t>0 12 008</w:t>
             </w:r>
           </w:p>
         </w:tc>
@@ -1551,7 +1551,7 @@
                 <w:b w:val="0"/>
                 <w:sz w:val="16"/>
               </w:rPr>
-              <w:t>012011</w:t>
+              <w:t>0 12 011</w:t>
             </w:r>
           </w:p>
         </w:tc>
@@ -1716,7 +1716,7 @@
                 <w:b w:val="0"/>
                 <w:sz w:val="16"/>
               </w:rPr>
-              <w:t>012012</w:t>
+              <w:t>0 12 012</w:t>
             </w:r>
           </w:p>
         </w:tc>
@@ -1881,7 +1881,7 @@
                 <w:b w:val="0"/>
                 <w:sz w:val="16"/>
               </w:rPr>
-              <w:t>012013</w:t>
+              <w:t>0 12 013</w:t>
             </w:r>
           </w:p>
         </w:tc>
@@ -2045,7 +2045,7 @@
                 <w:b w:val="0"/>
                 <w:sz w:val="16"/>
               </w:rPr>
-              <w:t>012014</w:t>
+              <w:t>0 12 014</w:t>
             </w:r>
           </w:p>
         </w:tc>
@@ -2209,7 +2209,7 @@
                 <w:b w:val="0"/>
                 <w:sz w:val="16"/>
               </w:rPr>
-              <w:t>012015</w:t>
+              <w:t>0 12 015</w:t>
             </w:r>
           </w:p>
         </w:tc>
@@ -2373,7 +2373,7 @@
                 <w:b w:val="0"/>
                 <w:sz w:val="16"/>
               </w:rPr>
-              <w:t>012016</w:t>
+              <w:t>0 12 016</w:t>
             </w:r>
           </w:p>
         </w:tc>
@@ -2537,7 +2537,7 @@
                 <w:b w:val="0"/>
                 <w:sz w:val="16"/>
               </w:rPr>
-              <w:t>012017</w:t>
+              <w:t>0 12 017</w:t>
             </w:r>
           </w:p>
         </w:tc>
@@ -2701,7 +2701,7 @@
                 <w:b w:val="0"/>
                 <w:sz w:val="16"/>
               </w:rPr>
-              <w:t>012021</w:t>
+              <w:t>0 12 021</w:t>
             </w:r>
           </w:p>
         </w:tc>
@@ -2865,7 +2865,7 @@
                 <w:b w:val="0"/>
                 <w:sz w:val="16"/>
               </w:rPr>
-              <w:t>012022</w:t>
+              <w:t>0 12 022</w:t>
             </w:r>
           </w:p>
         </w:tc>
@@ -3029,7 +3029,7 @@
                 <w:b w:val="0"/>
                 <w:sz w:val="16"/>
               </w:rPr>
-              <w:t>012023</w:t>
+              <w:t>0 12 023</w:t>
             </w:r>
           </w:p>
         </w:tc>
@@ -3193,7 +3193,7 @@
                 <w:b w:val="0"/>
                 <w:sz w:val="16"/>
               </w:rPr>
-              <w:t>012024</w:t>
+              <w:t>0 12 024</w:t>
             </w:r>
           </w:p>
         </w:tc>
@@ -3357,7 +3357,7 @@
                 <w:b w:val="0"/>
                 <w:sz w:val="16"/>
               </w:rPr>
-              <w:t>012030</w:t>
+              <w:t>0 12 030</w:t>
             </w:r>
           </w:p>
         </w:tc>
@@ -3521,7 +3521,7 @@
                 <w:b w:val="0"/>
                 <w:sz w:val="16"/>
               </w:rPr>
-              <w:t>012049</w:t>
+              <w:t>0 12 049</w:t>
             </w:r>
           </w:p>
         </w:tc>
@@ -3685,7 +3685,7 @@
                 <w:b w:val="0"/>
                 <w:sz w:val="16"/>
               </w:rPr>
-              <w:t>012051</w:t>
+              <w:t>0 12 051</w:t>
             </w:r>
           </w:p>
         </w:tc>
@@ -3849,7 +3849,7 @@
                 <w:b w:val="0"/>
                 <w:sz w:val="16"/>
               </w:rPr>
-              <w:t>012052</w:t>
+              <w:t>0 12 052</w:t>
             </w:r>
           </w:p>
         </w:tc>
@@ -4013,7 +4013,7 @@
                 <w:b w:val="0"/>
                 <w:sz w:val="16"/>
               </w:rPr>
-              <w:t>012053</w:t>
+              <w:t>0 12 053</w:t>
             </w:r>
           </w:p>
         </w:tc>
@@ -4177,7 +4177,7 @@
                 <w:b w:val="0"/>
                 <w:sz w:val="16"/>
               </w:rPr>
-              <w:t>012060</w:t>
+              <w:t>0 12 060</w:t>
             </w:r>
           </w:p>
         </w:tc>
@@ -4341,7 +4341,7 @@
                 <w:b w:val="0"/>
                 <w:sz w:val="16"/>
               </w:rPr>
-              <w:t>012061</w:t>
+              <w:t>0 12 061</w:t>
             </w:r>
           </w:p>
         </w:tc>
@@ -4505,7 +4505,7 @@
                 <w:b w:val="0"/>
                 <w:sz w:val="16"/>
               </w:rPr>
-              <w:t>012062</w:t>
+              <w:t>0 12 062</w:t>
             </w:r>
           </w:p>
         </w:tc>
@@ -4669,7 +4669,7 @@
                 <w:b w:val="0"/>
                 <w:sz w:val="16"/>
               </w:rPr>
-              <w:t>012063</w:t>
+              <w:t>0 12 063</w:t>
             </w:r>
           </w:p>
         </w:tc>
@@ -4833,7 +4833,7 @@
                 <w:b w:val="0"/>
                 <w:sz w:val="16"/>
               </w:rPr>
-              <w:t>012064</w:t>
+              <w:t>0 12 064</w:t>
             </w:r>
           </w:p>
         </w:tc>
@@ -4997,7 +4997,7 @@
                 <w:b w:val="0"/>
                 <w:sz w:val="16"/>
               </w:rPr>
-              <w:t>012065</w:t>
+              <w:t>0 12 065</w:t>
             </w:r>
           </w:p>
         </w:tc>
@@ -5161,7 +5161,7 @@
                 <w:b w:val="0"/>
                 <w:sz w:val="16"/>
               </w:rPr>
-              <w:t>012066</w:t>
+              <w:t>0 12 066</w:t>
             </w:r>
           </w:p>
         </w:tc>
@@ -5325,7 +5325,7 @@
                 <w:b w:val="0"/>
                 <w:sz w:val="16"/>
               </w:rPr>
-              <w:t>012070</w:t>
+              <w:t>0 12 070</w:t>
             </w:r>
           </w:p>
         </w:tc>
@@ -5489,7 +5489,7 @@
                 <w:b w:val="0"/>
                 <w:sz w:val="16"/>
               </w:rPr>
-              <w:t>012071</w:t>
+              <w:t>0 12 071</w:t>
             </w:r>
           </w:p>
         </w:tc>
@@ -5653,7 +5653,7 @@
                 <w:b w:val="0"/>
                 <w:sz w:val="16"/>
               </w:rPr>
-              <w:t>012072</w:t>
+              <w:t>0 12 072</w:t>
             </w:r>
           </w:p>
         </w:tc>
@@ -5817,7 +5817,7 @@
                 <w:b w:val="0"/>
                 <w:sz w:val="16"/>
               </w:rPr>
-              <w:t>012075</w:t>
+              <w:t>0 12 075</w:t>
             </w:r>
           </w:p>
         </w:tc>
@@ -5981,7 +5981,7 @@
                 <w:b w:val="0"/>
                 <w:sz w:val="16"/>
               </w:rPr>
-              <w:t>012076</w:t>
+              <w:t>0 12 076</w:t>
             </w:r>
           </w:p>
         </w:tc>
@@ -6146,7 +6146,7 @@
                 <w:b w:val="0"/>
                 <w:sz w:val="16"/>
               </w:rPr>
-              <w:t>012080</w:t>
+              <w:t>0 12 080</w:t>
             </w:r>
           </w:p>
         </w:tc>
@@ -6310,7 +6310,7 @@
                 <w:b w:val="0"/>
                 <w:sz w:val="16"/>
               </w:rPr>
-              <w:t>012081</w:t>
+              <w:t>0 12 081</w:t>
             </w:r>
           </w:p>
         </w:tc>
@@ -6474,7 +6474,7 @@
                 <w:b w:val="0"/>
                 <w:sz w:val="16"/>
               </w:rPr>
-              <w:t>012082</w:t>
+              <w:t>0 12 082</w:t>
             </w:r>
           </w:p>
         </w:tc>
@@ -6638,7 +6638,7 @@
                 <w:b w:val="0"/>
                 <w:sz w:val="16"/>
               </w:rPr>
-              <w:t>012083</w:t>
+              <w:t>0 12 083</w:t>
             </w:r>
           </w:p>
         </w:tc>
@@ -6802,7 +6802,7 @@
                 <w:b w:val="0"/>
                 <w:sz w:val="16"/>
               </w:rPr>
-              <w:t>012101</w:t>
+              <w:t>0 12 101</w:t>
             </w:r>
           </w:p>
         </w:tc>
@@ -6966,7 +6966,7 @@
                 <w:b w:val="0"/>
                 <w:sz w:val="16"/>
               </w:rPr>
-              <w:t>012102</w:t>
+              <w:t>0 12 102</w:t>
             </w:r>
           </w:p>
         </w:tc>
@@ -7130,7 +7130,7 @@
                 <w:b w:val="0"/>
                 <w:sz w:val="16"/>
               </w:rPr>
-              <w:t>012103</w:t>
+              <w:t>0 12 103</w:t>
             </w:r>
           </w:p>
         </w:tc>
@@ -7294,7 +7294,7 @@
                 <w:b w:val="0"/>
                 <w:sz w:val="16"/>
               </w:rPr>
-              <w:t>012104</w:t>
+              <w:t>0 12 104</w:t>
             </w:r>
           </w:p>
         </w:tc>
@@ -7458,7 +7458,7 @@
                 <w:b w:val="0"/>
                 <w:sz w:val="16"/>
               </w:rPr>
-              <w:t>012105</w:t>
+              <w:t>0 12 105</w:t>
             </w:r>
           </w:p>
         </w:tc>
@@ -7622,7 +7622,7 @@
                 <w:b w:val="0"/>
                 <w:sz w:val="16"/>
               </w:rPr>
-              <w:t>012106</w:t>
+              <w:t>0 12 106</w:t>
             </w:r>
           </w:p>
         </w:tc>
@@ -7786,7 +7786,7 @@
                 <w:b w:val="0"/>
                 <w:sz w:val="16"/>
               </w:rPr>
-              <w:t>012107</w:t>
+              <w:t>0 12 107</w:t>
             </w:r>
           </w:p>
         </w:tc>
@@ -7950,7 +7950,7 @@
                 <w:b w:val="0"/>
                 <w:sz w:val="16"/>
               </w:rPr>
-              <w:t>012111</w:t>
+              <w:t>0 12 111</w:t>
             </w:r>
           </w:p>
         </w:tc>
@@ -8115,7 +8115,7 @@
                 <w:b w:val="0"/>
                 <w:sz w:val="16"/>
               </w:rPr>
-              <w:t>012112</w:t>
+              <w:t>0 12 112</w:t>
             </w:r>
           </w:p>
         </w:tc>
@@ -8280,7 +8280,7 @@
                 <w:b w:val="0"/>
                 <w:sz w:val="16"/>
               </w:rPr>
-              <w:t>012113</w:t>
+              <w:t>0 12 113</w:t>
             </w:r>
           </w:p>
         </w:tc>
@@ -8444,7 +8444,7 @@
                 <w:b w:val="0"/>
                 <w:sz w:val="16"/>
               </w:rPr>
-              <w:t>012114</w:t>
+              <w:t>0 12 114</w:t>
             </w:r>
           </w:p>
         </w:tc>
@@ -8608,7 +8608,7 @@
                 <w:b w:val="0"/>
                 <w:sz w:val="16"/>
               </w:rPr>
-              <w:t>012115</w:t>
+              <w:t>0 12 115</w:t>
             </w:r>
           </w:p>
         </w:tc>
@@ -8772,7 +8772,7 @@
                 <w:b w:val="0"/>
                 <w:sz w:val="16"/>
               </w:rPr>
-              <w:t>012116</w:t>
+              <w:t>0 12 116</w:t>
             </w:r>
           </w:p>
         </w:tc>
@@ -8936,7 +8936,7 @@
                 <w:b w:val="0"/>
                 <w:sz w:val="16"/>
               </w:rPr>
-              <w:t>012117</w:t>
+              <w:t>0 12 117</w:t>
             </w:r>
           </w:p>
         </w:tc>
@@ -9100,7 +9100,7 @@
                 <w:b w:val="0"/>
                 <w:sz w:val="16"/>
               </w:rPr>
-              <w:t>012118</w:t>
+              <w:t>0 12 118</w:t>
             </w:r>
           </w:p>
         </w:tc>
@@ -9264,7 +9264,7 @@
                 <w:b w:val="0"/>
                 <w:sz w:val="16"/>
               </w:rPr>
-              <w:t>012119</w:t>
+              <w:t>0 12 119</w:t>
             </w:r>
           </w:p>
         </w:tc>
@@ -9428,7 +9428,7 @@
                 <w:b w:val="0"/>
                 <w:sz w:val="16"/>
               </w:rPr>
-              <w:t>012120</w:t>
+              <w:t>0 12 120</w:t>
             </w:r>
           </w:p>
         </w:tc>
@@ -9592,7 +9592,7 @@
                 <w:b w:val="0"/>
                 <w:sz w:val="16"/>
               </w:rPr>
-              <w:t>012121</w:t>
+              <w:t>0 12 121</w:t>
             </w:r>
           </w:p>
         </w:tc>
@@ -9756,7 +9756,7 @@
                 <w:b w:val="0"/>
                 <w:sz w:val="16"/>
               </w:rPr>
-              <w:t>012122</w:t>
+              <w:t>0 12 122</w:t>
             </w:r>
           </w:p>
         </w:tc>
@@ -9920,7 +9920,7 @@
                 <w:b w:val="0"/>
                 <w:sz w:val="16"/>
               </w:rPr>
-              <w:t>012128</w:t>
+              <w:t>0 12 128</w:t>
             </w:r>
           </w:p>
         </w:tc>
@@ -10084,7 +10084,7 @@
                 <w:b w:val="0"/>
                 <w:sz w:val="16"/>
               </w:rPr>
-              <w:t>012129</w:t>
+              <w:t>0 12 129</w:t>
             </w:r>
           </w:p>
         </w:tc>
@@ -10248,7 +10248,7 @@
                 <w:b w:val="0"/>
                 <w:sz w:val="16"/>
               </w:rPr>
-              <w:t>012130</w:t>
+              <w:t>0 12 130</w:t>
             </w:r>
           </w:p>
         </w:tc>
@@ -10412,7 +10412,7 @@
                 <w:b w:val="0"/>
                 <w:sz w:val="16"/>
               </w:rPr>
-              <w:t>012131</w:t>
+              <w:t>0 12 131</w:t>
             </w:r>
           </w:p>
         </w:tc>
@@ -10576,7 +10576,7 @@
                 <w:b w:val="0"/>
                 <w:sz w:val="16"/>
               </w:rPr>
-              <w:t>012132</w:t>
+              <w:t>0 12 132</w:t>
             </w:r>
           </w:p>
         </w:tc>
@@ -10740,7 +10740,7 @@
                 <w:b w:val="0"/>
                 <w:sz w:val="16"/>
               </w:rPr>
-              <w:t>012133</w:t>
+              <w:t>0 12 133</w:t>
             </w:r>
           </w:p>
         </w:tc>
@@ -10901,7 +10901,7 @@
                 <w:b w:val="0"/>
                 <w:sz w:val="16"/>
               </w:rPr>
-              <w:t>012151</w:t>
+              <w:t>0 12 151</w:t>
             </w:r>
           </w:p>
         </w:tc>
@@ -11065,7 +11065,7 @@
                 <w:b w:val="0"/>
                 <w:sz w:val="16"/>
               </w:rPr>
-              <w:t>012152</w:t>
+              <w:t>0 12 152</w:t>
             </w:r>
           </w:p>
         </w:tc>
@@ -11229,7 +11229,7 @@
                 <w:b w:val="0"/>
                 <w:sz w:val="16"/>
               </w:rPr>
-              <w:t>012153</w:t>
+              <w:t>0 12 153</w:t>
             </w:r>
           </w:p>
         </w:tc>
@@ -11393,7 +11393,7 @@
                 <w:b w:val="0"/>
                 <w:sz w:val="16"/>
               </w:rPr>
-              <w:t>012158</w:t>
+              <w:t>0 12 158</w:t>
             </w:r>
           </w:p>
         </w:tc>
@@ -11557,7 +11557,7 @@
                 <w:b w:val="0"/>
                 <w:sz w:val="16"/>
               </w:rPr>
-              <w:t>012159</w:t>
+              <w:t>0 12 159</w:t>
             </w:r>
           </w:p>
         </w:tc>
@@ -11721,7 +11721,7 @@
                 <w:b w:val="0"/>
                 <w:sz w:val="16"/>
               </w:rPr>
-              <w:t>012161</w:t>
+              <w:t>0 12 161</w:t>
             </w:r>
           </w:p>
         </w:tc>
@@ -11885,7 +11885,7 @@
                 <w:b w:val="0"/>
                 <w:sz w:val="16"/>
               </w:rPr>
-              <w:t>012162</w:t>
+              <w:t>0 12 162</w:t>
             </w:r>
           </w:p>
         </w:tc>
@@ -12049,7 +12049,7 @@
                 <w:b w:val="0"/>
                 <w:sz w:val="16"/>
               </w:rPr>
-              <w:t>012163</w:t>
+              <w:t>0 12 163</w:t>
             </w:r>
           </w:p>
         </w:tc>
@@ -12213,7 +12213,7 @@
                 <w:b w:val="0"/>
                 <w:sz w:val="16"/>
               </w:rPr>
-              <w:t>012164</w:t>
+              <w:t>0 12 164</w:t>
             </w:r>
           </w:p>
         </w:tc>
@@ -12377,7 +12377,7 @@
                 <w:b w:val="0"/>
                 <w:sz w:val="16"/>
               </w:rPr>
-              <w:t>012165</w:t>
+              <w:t>0 12 165</w:t>
             </w:r>
           </w:p>
         </w:tc>
@@ -12541,7 +12541,7 @@
                 <w:b w:val="0"/>
                 <w:sz w:val="16"/>
               </w:rPr>
-              <w:t>012166</w:t>
+              <w:t>0 12 166</w:t>
             </w:r>
           </w:p>
         </w:tc>
@@ -12705,7 +12705,7 @@
                 <w:b w:val="0"/>
                 <w:sz w:val="16"/>
               </w:rPr>
-              <w:t>012167</w:t>
+              <w:t>0 12 167</w:t>
             </w:r>
           </w:p>
         </w:tc>
@@ -12869,7 +12869,7 @@
                 <w:b w:val="0"/>
                 <w:sz w:val="16"/>
               </w:rPr>
-              <w:t>012168</w:t>
+              <w:t>0 12 168</w:t>
             </w:r>
           </w:p>
         </w:tc>
@@ -13033,7 +13033,7 @@
                 <w:b w:val="0"/>
                 <w:sz w:val="16"/>
               </w:rPr>
-              <w:t>012169</w:t>
+              <w:t>0 12 169</w:t>
             </w:r>
           </w:p>
         </w:tc>
@@ -13197,7 +13197,7 @@
                 <w:b w:val="0"/>
                 <w:sz w:val="16"/>
               </w:rPr>
-              <w:t>012171</w:t>
+              <w:t>0 12 171</w:t>
             </w:r>
           </w:p>
         </w:tc>
@@ -13361,7 +13361,7 @@
                 <w:b w:val="0"/>
                 <w:sz w:val="16"/>
               </w:rPr>
-              <w:t>012180</w:t>
+              <w:t>0 12 180</w:t>
             </w:r>
           </w:p>
         </w:tc>
@@ -13525,7 +13525,7 @@
                 <w:b w:val="0"/>
                 <w:sz w:val="16"/>
               </w:rPr>
-              <w:t>012181</w:t>
+              <w:t>0 12 181</w:t>
             </w:r>
           </w:p>
         </w:tc>
@@ -13689,7 +13689,7 @@
                 <w:b w:val="0"/>
                 <w:sz w:val="16"/>
               </w:rPr>
-              <w:t>012182</w:t>
+              <w:t>0 12 182</w:t>
             </w:r>
           </w:p>
         </w:tc>
@@ -13853,7 +13853,7 @@
                 <w:b w:val="0"/>
                 <w:sz w:val="16"/>
               </w:rPr>
-              <w:t>012183</w:t>
+              <w:t>0 12 183</w:t>
             </w:r>
           </w:p>
         </w:tc>
@@ -14017,7 +14017,7 @@
                 <w:b w:val="0"/>
                 <w:sz w:val="16"/>
               </w:rPr>
-              <w:t>012184</w:t>
+              <w:t>0 12 184</w:t>
             </w:r>
           </w:p>
         </w:tc>
@@ -14181,7 +14181,7 @@
                 <w:b w:val="0"/>
                 <w:sz w:val="16"/>
               </w:rPr>
-              <w:t>012185</w:t>
+              <w:t>0 12 185</w:t>
             </w:r>
           </w:p>
         </w:tc>
@@ -14345,7 +14345,7 @@
                 <w:b w:val="0"/>
                 <w:sz w:val="16"/>
               </w:rPr>
-              <w:t>012186</w:t>
+              <w:t>0 12 186</w:t>
             </w:r>
           </w:p>
         </w:tc>
@@ -14509,7 +14509,7 @@
                 <w:b w:val="0"/>
                 <w:sz w:val="16"/>
               </w:rPr>
-              <w:t>012187</w:t>
+              <w:t>0 12 187</w:t>
             </w:r>
           </w:p>
         </w:tc>
@@ -14673,7 +14673,7 @@
                 <w:b w:val="0"/>
                 <w:sz w:val="16"/>
               </w:rPr>
-              <w:t>012188</w:t>
+              <w:t>0 12 188</w:t>
             </w:r>
           </w:p>
         </w:tc>
@@ -14837,7 +14837,7 @@
                 <w:b w:val="0"/>
                 <w:sz w:val="16"/>
               </w:rPr>
-              <w:t>012189</w:t>
+              <w:t>0 12 189</w:t>
             </w:r>
           </w:p>
         </w:tc>
@@ -15001,7 +15001,7 @@
                 <w:b w:val="0"/>
                 <w:sz w:val="16"/>
               </w:rPr>
-              <w:t>012190</w:t>
+              <w:t>0 12 190</w:t>
             </w:r>
           </w:p>
         </w:tc>

--- a/docx/en/BUFRCREX_TableB_en_12.docx
+++ b/docx/en/BUFRCREX_TableB_en_12.docx
@@ -17866,377 +17866,6 @@
         </w:tc>
       </w:tr>
     </w:tbl>
-    <w:p/>
-    <w:p>
-      <w:r>
-        <w:rPr>
-          <w:rFonts w:ascii="Verdana" w:hAnsi="Verdana"/>
-          <w:i/>
-          <w:sz w:val="14"/>
-        </w:rPr>
-        <w:t>Note 23: A precipitation value of -0.1 kg m-2 before scaling (-1 after scaling or in CREX) shall indicate a "trace" (non-measurable, less than 0.05 kg m-2).</w:t>
-      </w:r>
-    </w:p>
-    <w:p>
-      <w:r>
-        <w:rPr>
-          <w:rFonts w:ascii="Verdana" w:hAnsi="Verdana"/>
-          <w:i/>
-          <w:sz w:val="14"/>
-        </w:rPr>
-        <w:t>Note 25: A previously defined significance may be cancelled by transmitting a "missing" from the appropriate code or flag table.</w:t>
-      </w:r>
-    </w:p>
-    <w:p>
-      <w:r>
-        <w:rPr>
-          <w:rFonts w:ascii="Verdana" w:hAnsi="Verdana"/>
-          <w:i/>
-          <w:sz w:val="14"/>
-        </w:rPr>
-        <w:t>Note 27: All times are Universal Time Coordinated (UTC) unless otherwise noted.</w:t>
-      </w:r>
-    </w:p>
-    <w:p>
-      <w:r>
-        <w:rPr>
-          <w:rFonts w:ascii="Verdana" w:hAnsi="Verdana"/>
-          <w:i/>
-          <w:sz w:val="14"/>
-        </w:rPr>
-        <w:t>Note 32: Bearing or azimuth shall only be used with respect to a stated location, and shall not redefine that location.</w:t>
-      </w:r>
-    </w:p>
-    <w:p>
-      <w:r>
-        <w:rPr>
-          <w:rFonts w:ascii="Verdana" w:hAnsi="Verdana"/>
-          <w:i/>
-          <w:sz w:val="14"/>
-        </w:rPr>
-        <w:t>Note 62: Distance shall only be used with respect to a stated location and a bearing, azimuth or elevation; it shall not redefine that location.</w:t>
-      </w:r>
-    </w:p>
-    <w:p>
-      <w:r>
-        <w:rPr>
-          <w:rFonts w:ascii="Verdana" w:hAnsi="Verdana"/>
-          <w:i/>
-          <w:sz w:val="14"/>
-        </w:rPr>
-        <w:t>Note 63: Downward radiation shall be assigned positive values.</w:t>
-      </w:r>
-    </w:p>
-    <w:p>
-      <w:r>
-        <w:rPr>
-          <w:rFonts w:ascii="Verdana" w:hAnsi="Verdana"/>
-          <w:i/>
-          <w:sz w:val="14"/>
-        </w:rPr>
-        <w:t>Note 64: Downward w-components shall be assigned positive values where units are Pa s-1.</w:t>
-      </w:r>
-    </w:p>
-    <w:p>
-      <w:r>
-        <w:rPr>
-          <w:rFonts w:ascii="Verdana" w:hAnsi="Verdana"/>
-          <w:i/>
-          <w:sz w:val="14"/>
-        </w:rPr>
-        <w:t>Note 66: East to west increments shall be assigned negative values.</w:t>
-      </w:r>
-    </w:p>
-    <w:p>
-      <w:r>
-        <w:rPr>
-          <w:rFonts w:ascii="Verdana" w:hAnsi="Verdana"/>
-          <w:i/>
-          <w:sz w:val="14"/>
-        </w:rPr>
-        <w:t>Note 75: For CREX descriptors F = B, not 0.</w:t>
-      </w:r>
-    </w:p>
-    <w:p>
-      <w:r>
-        <w:rPr>
-          <w:rFonts w:ascii="Verdana" w:hAnsi="Verdana"/>
-          <w:i/>
-          <w:sz w:val="14"/>
-        </w:rPr>
-        <w:t>Note 92: In order to distinguish unambiguously the cases of missing data and saturated pixels, n-bit image data should be encoded using a data width of n+1. Where such a descriptor is not already available in Class 30, operator descriptor 2 01 YYY should be used to modify the data width of the existing entry as required.</w:t>
-      </w:r>
-    </w:p>
-    <w:p>
-      <w:r>
-        <w:rPr>
-          <w:rFonts w:ascii="Verdana" w:hAnsi="Verdana"/>
-          <w:i/>
-          <w:sz w:val="14"/>
-        </w:rPr>
-        <w:t>Note 105: Negative time periods or displacements shall be used to indicate time periods or displacements preceding the currently defined time.</w:t>
-      </w:r>
-    </w:p>
-    <w:p>
-      <w:r>
-        <w:rPr>
-          <w:rFonts w:ascii="Verdana" w:hAnsi="Verdana"/>
-          <w:i/>
-          <w:sz w:val="14"/>
-        </w:rPr>
-        <w:t>Note 110: North to south increments shall be assigned negative values.</w:t>
-      </w:r>
-    </w:p>
-    <w:p>
-      <w:r>
-        <w:rPr>
-          <w:rFonts w:ascii="Verdana" w:hAnsi="Verdana"/>
-          <w:i/>
-          <w:sz w:val="14"/>
-        </w:rPr>
-        <w:t>Note 115: Pixel data width can be changed with descriptor 2 01 YYY.</w:t>
-      </w:r>
-    </w:p>
-    <w:p>
-      <w:r>
-        <w:rPr>
-          <w:rFonts w:ascii="Verdana" w:hAnsi="Verdana"/>
-          <w:i/>
-          <w:sz w:val="14"/>
-        </w:rPr>
-        <w:t>Note 121: Some indication of expected accuracy may be implied in conjunction with certain elements in this class.</w:t>
-      </w:r>
-    </w:p>
-    <w:p>
-      <w:r>
-        <w:rPr>
-          <w:rFonts w:ascii="Verdana" w:hAnsi="Verdana"/>
-          <w:i/>
-          <w:sz w:val="14"/>
-        </w:rPr>
-        <w:t>Note 122: South latitude shall be assigned negative values.</w:t>
-      </w:r>
-    </w:p>
-    <w:p>
-      <w:r>
-        <w:rPr>
-          <w:rFonts w:ascii="Verdana" w:hAnsi="Verdana"/>
-          <w:i/>
-          <w:sz w:val="14"/>
-        </w:rPr>
-        <w:t>Note 123: South to north v-components shall be assigned positive values.</w:t>
-      </w:r>
-    </w:p>
-    <w:p>
-      <w:r>
-        <w:rPr>
-          <w:rFonts w:ascii="Verdana" w:hAnsi="Verdana"/>
-          <w:i/>
-          <w:sz w:val="14"/>
-        </w:rPr>
-        <w:t>Note 126: Surface wind direction measured at a station within 1° of the North Pole or within 1° of the South Pole shall be reported in such a way that the azimuth ring shall be aligned with its zero coinciding with the Greenwich 0° meridian.</w:t>
-      </w:r>
-    </w:p>
-    <w:p>
-      <w:r>
-        <w:rPr>
-          <w:rFonts w:ascii="Verdana" w:hAnsi="Verdana"/>
-          <w:i/>
-          <w:sz w:val="14"/>
-        </w:rPr>
-        <w:t>Note 140: The pixel size on horizontal - 1 is given at location where map scale factor is unity.</w:t>
-      </w:r>
-    </w:p>
-    <w:p>
-      <w:r>
-        <w:rPr>
-          <w:rFonts w:ascii="Verdana" w:hAnsi="Verdana"/>
-          <w:i/>
-          <w:sz w:val="14"/>
-        </w:rPr>
-        <w:t>Note 141: The pixel size on horizontal - 2 is given at location where map scale factor is unity.</w:t>
-      </w:r>
-    </w:p>
-    <w:p>
-      <w:r>
-        <w:rPr>
-          <w:rFonts w:ascii="Verdana" w:hAnsi="Verdana"/>
-          <w:i/>
-          <w:sz w:val="14"/>
-        </w:rPr>
-        <w:t>Note 145: The significance of time periods or displacements may be indicated using the time significance code corresponding to table reference 0 08 021.</w:t>
-      </w:r>
-    </w:p>
-    <w:p>
-      <w:r>
-        <w:rPr>
-          <w:rFonts w:ascii="Verdana" w:hAnsi="Verdana"/>
-          <w:i/>
-          <w:sz w:val="14"/>
-        </w:rPr>
-        <w:t>Note 149: The time location, when used with forecast values, shall indicate the time of the initial state for the forecast, or the beginning of the forecast period; when used with ensemble means of forecast values, the time location shall indicate the initial state or the beginning of the first forecast over which ensemble means are derived.</w:t>
-      </w:r>
-    </w:p>
-    <w:p>
-      <w:r>
-        <w:rPr>
-          <w:rFonts w:ascii="Verdana" w:hAnsi="Verdana"/>
-          <w:i/>
-          <w:sz w:val="14"/>
-        </w:rPr>
-        <w:t>Note 155: This class may also contain elements relating to observational procedures.</w:t>
-      </w:r>
-    </w:p>
-    <w:p>
-      <w:r>
-        <w:rPr>
-          <w:rFonts w:ascii="Verdana" w:hAnsi="Verdana"/>
-          <w:i/>
-          <w:sz w:val="14"/>
-        </w:rPr>
-        <w:t>Note 156: This class shall contain elements to describe the instrumentation used to obtain the meteorological elements reported.</w:t>
-      </w:r>
-    </w:p>
-    <w:p>
-      <w:r>
-        <w:rPr>
-          <w:rFonts w:ascii="Verdana" w:hAnsi="Verdana"/>
-          <w:i/>
-          <w:sz w:val="14"/>
-        </w:rPr>
-        <w:t>Note 158: Time periods or displacements and time increments require an initial time location to be defined prior to their use, followed where appropriate by a time significance definition.</w:t>
-      </w:r>
-    </w:p>
-    <w:p>
-      <w:r>
-        <w:rPr>
-          <w:rFonts w:ascii="Verdana" w:hAnsi="Verdana"/>
-          <w:i/>
-          <w:sz w:val="14"/>
-        </w:rPr>
-        <w:t>Note 160: Upward radiation shall be assigned negative values.</w:t>
-      </w:r>
-    </w:p>
-    <w:p>
-      <w:r>
-        <w:rPr>
-          <w:rFonts w:ascii="Verdana" w:hAnsi="Verdana"/>
-          <w:i/>
-          <w:sz w:val="14"/>
-        </w:rPr>
-        <w:t>Note 161: Upward w-components shall be assigned positive values where units are m s-1.</w:t>
-      </w:r>
-    </w:p>
-    <w:p>
-      <w:r>
-        <w:rPr>
-          <w:rFonts w:ascii="Verdana" w:hAnsi="Verdana"/>
-          <w:i/>
-          <w:sz w:val="14"/>
-        </w:rPr>
-        <w:t>Note 162: Useful ranges used above:1011 Bq to 1019 Bq for releases;10-2 Bq to 107 Bq and 10-2 mSv to 107 mSv for concentration and doses.</w:t>
-      </w:r>
-    </w:p>
-    <w:p>
-      <w:r>
-        <w:rPr>
-          <w:rFonts w:ascii="Verdana" w:hAnsi="Verdana"/>
-          <w:i/>
-          <w:sz w:val="14"/>
-        </w:rPr>
-        <w:t>Note 163: Values of latitude and latitude increments are limited to the range -90 degrees to +90 degrees.</w:t>
-      </w:r>
-    </w:p>
-    <w:p>
-      <w:r>
-        <w:rPr>
-          <w:rFonts w:ascii="Verdana" w:hAnsi="Verdana"/>
-          <w:i/>
-          <w:sz w:val="14"/>
-        </w:rPr>
-        <w:t>Note 164: Values of longitude are limited to the range -180 degrees to +180 degrees.</w:t>
-      </w:r>
-    </w:p>
-    <w:p>
-      <w:r>
-        <w:rPr>
-          <w:rFonts w:ascii="Verdana" w:hAnsi="Verdana"/>
-          <w:i/>
-          <w:sz w:val="14"/>
-        </w:rPr>
-        <w:t>Note 165: Vertical elements and pressure shall be used to define values of these elements independent of the element or variable denoting the vertical coordinate.</w:t>
-      </w:r>
-    </w:p>
-    <w:p>
-      <w:r>
-        <w:rPr>
-          <w:rFonts w:ascii="Verdana" w:hAnsi="Verdana"/>
-          <w:i/>
-          <w:sz w:val="14"/>
-        </w:rPr>
-        <w:t>Note 166: West longitude shall be assigned negative values.</w:t>
-      </w:r>
-    </w:p>
-    <w:p>
-      <w:r>
-        <w:rPr>
-          <w:rFonts w:ascii="Verdana" w:hAnsi="Verdana"/>
-          <w:i/>
-          <w:sz w:val="14"/>
-        </w:rPr>
-        <w:t>Note 167: West to east u-components shall be assigned positive values.</w:t>
-      </w:r>
-    </w:p>
-    <w:p>
-      <w:r>
-        <w:rPr>
-          <w:rFonts w:ascii="Verdana" w:hAnsi="Verdana"/>
-          <w:i/>
-          <w:sz w:val="14"/>
-        </w:rPr>
-        <w:t>Note 176: Where more than one time period or displacement is required to define complex time structures, they shall be defined in immediate succession, and the following ordering shall apply: ensemble period (if required), followed by forecast period (if required), followed by period for averaging or accumulation (if required).</w:t>
-      </w:r>
-    </w:p>
-    <w:p>
-      <w:r>
-        <w:rPr>
-          <w:rFonts w:ascii="Verdana" w:hAnsi="Verdana"/>
-          <w:i/>
-          <w:sz w:val="14"/>
-        </w:rPr>
-        <w:t>Note 178: Where the expression "period specified" is entered under element name, an appropriate period shall be specified using descriptors from Class 04.</w:t>
-      </w:r>
-    </w:p>
-    <w:p>
-      <w:r>
-        <w:rPr>
-          <w:rFonts w:ascii="Verdana" w:hAnsi="Verdana"/>
-          <w:i/>
-          <w:sz w:val="14"/>
-        </w:rPr>
-        <w:t>Note 179: Where values are accumulated or averaged (for example over a time period), the total number of values from which the accumulated or averaged values are obtained may be represented using reference 0 08 022.</w:t>
-      </w:r>
-    </w:p>
-    <w:p>
-      <w:r>
-        <w:rPr>
-          <w:rFonts w:ascii="Verdana" w:hAnsi="Verdana"/>
-          <w:i/>
-          <w:sz w:val="14"/>
-        </w:rPr>
-        <w:t>Note 180: Wind reporting standards: Speed Direction No observation Missing Missing Calm 0 0 Normal observation &gt; 0 1° - 360° Speed only &gt; 0 Missing Direction only Missing 1°-360° "Light and variable" &gt; 0 0</w:t>
-      </w:r>
-    </w:p>
-    <w:p>
-      <w:r>
-        <w:rPr>
-          <w:rFonts w:ascii="Verdana" w:hAnsi="Verdana"/>
-          <w:i/>
-          <w:sz w:val="14"/>
-        </w:rPr>
-        <w:t>Note 181: Wind waves and waves reporting standards:Observation Speed Direction No observation Missing Missing Calm 0 0 Normal observation &gt;0 1-360 Speed only &gt;0 Missing Direction only Missing 1-360"Light and variable" &gt;0 0</w:t>
-      </w:r>
-    </w:p>
     <w:sectPr>
       <w:pgSz w:w="16838" w:h="11906" w:orient="landscape"/>
       <w:pgMar w:top="850" w:right="850" w:bottom="850" w:left="850" w:header="720" w:footer="720" w:gutter="0"/>
